--- a/docs/switch-config-generator-guide.docx
+++ b/docs/switch-config-generator-guide.docx
@@ -508,6 +508,72 @@
                 <w:sz w:val="20"/>
               </w:rPr>
               <w:t>MikroTik RouterOS</w:t>
+            </w:r>
+          </w:p>
+        </w:tc>
+      </w:tr>
+      <w:tr>
+        <w:tc>
+          <w:tcPr>
+            <w:tcW w:type="dxa" w:w="4320"/>
+          </w:tcPr>
+          <w:p>
+            <w:r>
+              <w:t>14</w:t>
+            </w:r>
+          </w:p>
+        </w:tc>
+        <w:tc>
+          <w:tcPr>
+            <w:tcW w:type="dxa" w:w="4320"/>
+          </w:tcPr>
+          <w:p>
+            <w:r>
+              <w:t>Ruijie RGOS</w:t>
+            </w:r>
+          </w:p>
+        </w:tc>
+      </w:tr>
+      <w:tr>
+        <w:tc>
+          <w:tcPr>
+            <w:tcW w:type="dxa" w:w="4320"/>
+          </w:tcPr>
+          <w:p>
+            <w:r>
+              <w:t>15</w:t>
+            </w:r>
+          </w:p>
+        </w:tc>
+        <w:tc>
+          <w:tcPr>
+            <w:tcW w:type="dxa" w:w="4320"/>
+          </w:tcPr>
+          <w:p>
+            <w:r>
+              <w:t>Netgear M4300</w:t>
+            </w:r>
+          </w:p>
+        </w:tc>
+      </w:tr>
+      <w:tr>
+        <w:tc>
+          <w:tcPr>
+            <w:tcW w:type="dxa" w:w="4320"/>
+          </w:tcPr>
+          <w:p>
+            <w:r>
+              <w:t>16</w:t>
+            </w:r>
+          </w:p>
+        </w:tc>
+        <w:tc>
+          <w:tcPr>
+            <w:tcW w:type="dxa" w:w="4320"/>
+          </w:tcPr>
+          <w:p>
+            <w:r>
+              <w:t>Ubiquiti EdgeSwitch</w:t>
             </w:r>
           </w:p>
         </w:tc>
@@ -1307,7 +1373,7 @@
         <w:rPr>
           <w:sz w:val="20"/>
         </w:rPr>
-        <w:t>完整解析（建議）：於「疑難排解」區塊另外上傳「交換器設定解析器」（switch-config-parser.html）檔案，工具會在瀏覽器本機沙箱內取用其完整解析邏輯，涵蓋全部 13 家廠牌的解析能力。</w:t>
+        <w:t>完整解析（建議）：於「疑難排解」區塊另外上傳「交換器設定解析器」（switch-config-parser.html）檔案，工具會在瀏覽器本機沙箱內取用其完整解析邏輯，涵蓋全部 16 家廠牌的解析能力。</w:t>
       </w:r>
     </w:p>
     <w:p>

--- a/docs/switch-config-generator-guide.docx
+++ b/docs/switch-config-generator-guide.docx
@@ -38,6 +38,12 @@
     <w:p>
       <w:r>
         <w:t>本工具是「交換器設定解析器」的反方向工具：解析器是把既有設定檔文字轉換成結構化資料，本工具則是讓使用者透過表單輸入，產生對應廠牌的交換器設定指令文字；同時支援反向匯入既有設定檔，自動帶入表單欄位。所有處理均在瀏覽器本機執行，不會上傳至任何伺服器。</w:t>
+      </w:r>
+    </w:p>
+    <w:p>
+      <w:pPr/>
+      <w:r>
+        <w:t>🧭 跨工具導覽：右上角「🧭」按鈕可快速切換至其餘 5 個工具（總覽首頁、交換器解析、防火牆分析、設定去識別化、日誌分析），無需返回首頁重新選擇。</w:t>
       </w:r>
     </w:p>
     <w:p>

--- a/docs/switch-config-generator-guide.docx
+++ b/docs/switch-config-generator-guide.docx
@@ -584,6 +584,62 @@
           </w:p>
         </w:tc>
       </w:tr>
+      <w:tr>
+        <w:tc>
+          <w:tcPr>
+            <w:tcW w:type="dxa" w:w="4320"/>
+          </w:tcPr>
+          <w:p>
+            <w:r>
+              <w:rPr>
+                <w:sz w:val="20"/>
+              </w:rPr>
+              <w:t>17</w:t>
+            </w:r>
+          </w:p>
+        </w:tc>
+        <w:tc>
+          <w:tcPr>
+            <w:tcW w:type="dxa" w:w="4320"/>
+          </w:tcPr>
+          <w:p>
+            <w:r>
+              <w:rPr>
+                <w:sz w:val="20"/>
+              </w:rPr>
+              <w:t>SONiC（config_db.json）</w:t>
+            </w:r>
+          </w:p>
+        </w:tc>
+      </w:tr>
+      <w:tr>
+        <w:tc>
+          <w:tcPr>
+            <w:tcW w:type="dxa" w:w="4320"/>
+          </w:tcPr>
+          <w:p>
+            <w:r>
+              <w:rPr>
+                <w:sz w:val="20"/>
+              </w:rPr>
+              <w:t>18</w:t>
+            </w:r>
+          </w:p>
+        </w:tc>
+        <w:tc>
+          <w:tcPr>
+            <w:tcW w:type="dxa" w:w="4320"/>
+          </w:tcPr>
+          <w:p>
+            <w:r>
+              <w:rPr>
+                <w:sz w:val="20"/>
+              </w:rPr>
+              <w:t>Planet Technology</w:t>
+            </w:r>
+          </w:p>
+        </w:tc>
+      </w:tr>
     </w:tbl>
     <w:p/>
     <w:p>
@@ -973,7 +1029,7 @@
               <w:rPr>
                 <w:sz w:val="20"/>
               </w:rPr>
-              <w:t>VLAN ID、名稱與成員埠。</w:t>
+              <w:t>VLAN ID、名稱與成員埠。 VLAN 表格另可填入 IP，14 家廠牌支援自動合成對應的 SVI/routed 介面設定；SONiC／EdgeSwitch／RouterOS 三家因架構限制不支援此欄位。</w:t>
             </w:r>
           </w:p>
         </w:tc>
@@ -1183,7 +1239,7 @@
               <w:rPr>
                 <w:sz w:val="20"/>
               </w:rPr>
-              <w:t>存取控制清單規則（Juniper、Alcatel 目前無對應輸出）。</w:t>
+              <w:t>存取控制清單規則（Alcatel 目前無對應輸出）。</w:t>
             </w:r>
           </w:p>
         </w:tc>
@@ -1303,7 +1359,7 @@
               <w:rPr>
                 <w:sz w:val="20"/>
               </w:rPr>
-              <w:t>依所選廠牌額外顯示，例如 Arista 的 MLAG、NX-OS 的 VPC、Comware/Aruba CX 的 VXLAN、Brocade 的 QoS DSCP 對應表、Extreme 的 QoS Profile、MikroTik 的 ACL/QoS 專屬表單。</w:t>
+              <w:t>依所選廠牌額外顯示，例如 Arista 的 MLAG、NX-OS 的 VPC、Comware/Aruba CX 的 VXLAN、Brocade 的 QoS DSCP 對應表、Extreme 的 QoS Profile、MikroTik 的 ACL/QoS 專屬表單。；另有本機帳號 Users（16 家）、Comware IRF／Cisco StackWise／Brocade ICX-Stack／Alcatel Stack／Aruba CX VSF／Dell OS10 VLT 等堆疊/虛擬機箱設定卡片、QoS Class-map（Cisco／Ruijie／Planet／Arista／Dell OS10 共 5 家）。</w:t>
             </w:r>
           </w:p>
         </w:tc>
@@ -1379,7 +1435,7 @@
         <w:rPr>
           <w:sz w:val="20"/>
         </w:rPr>
-        <w:t>完整解析（建議）：於「疑難排解」區塊另外上傳「交換器設定解析器」（switch-config-parser.html）檔案，工具會在瀏覽器本機沙箱內取用其完整解析邏輯，涵蓋全部 16 家廠牌的解析能力。</w:t>
+        <w:t>完整解析（建議）：於「疑難排解」區塊另外上傳「交換器設定解析器」（switch-config-parser.html）檔案，工具會在瀏覽器本機沙箱內取用其完整解析邏輯，涵蓋全部 18 家廠牌的解析能力。</w:t>
       </w:r>
     </w:p>
     <w:p>
@@ -1453,6 +1509,14 @@
           <w:sz w:val="20"/>
         </w:rPr>
         <w:t>模板庫資料儲存在瀏覽器本機（localStorage），清除瀏覽器資料會一併清除已儲存的模板。</w:t>
+      </w:r>
+    </w:p>
+    <w:p>
+      <w:pPr>
+        <w:pStyle w:val="ListBullet"/>
+      </w:pPr>
+      <w:r>
+        <w:t>產生設定前會自動檢查 Access VLAN 懸空引用、LACP 成員埠重複加入不同群組、VRRP VIP 衝突等跨欄位邏輯問題，並以提示顯示（不會阻擋產生）。</w:t>
       </w:r>
     </w:p>
     <w:p>
